--- a/assignments/sheet/output/Pivot_Table_Assignment_Answers.docx
+++ b/assignments/sheet/output/Pivot_Table_Assignment_Answers.docx
@@ -7526,7 +7526,7 @@
         <w:t xml:space="preserve"> </w:t>
       </w:r>
       <w:r>
-        <w:t xml:space="preserve">in Values, plotted as a pie chart (</w:t>
+        <w:t xml:space="preserve">in Values. The pie is a PivotChart built on this pivot (</w:t>
       </w:r>
       <w:r>
         <w:rPr>
@@ -7536,7 +7536,7 @@
         <w:t xml:space="preserve">PivotTable Analyze → PivotChart → Pie</w:t>
       </w:r>
       <w:r>
-        <w:t xml:space="preserve">).</w:t>
+        <w:t xml:space="preserve">), so it redraws whenever the pivot changes.</w:t>
       </w:r>
     </w:p>
     <w:tbl>
@@ -7954,7 +7954,7 @@
       <w:r>
         <w:drawing>
           <wp:inline>
-            <wp:extent cx="3840480" cy="2596380"/>
+            <wp:extent cx="3840480" cy="3391911"/>
             <wp:effectExtent b="0" l="0" r="0" t="0"/>
             <wp:docPr descr="Pie chart of sales per store in the USA" title="" id="30" name="Picture"/>
             <a:graphic>
@@ -7975,7 +7975,7 @@
                   <pic:spPr bwMode="auto">
                     <a:xfrm>
                       <a:off x="0" y="0"/>
-                      <a:ext cx="3840480" cy="2596380"/>
+                      <a:ext cx="3840480" cy="3391911"/>
                     </a:xfrm>
                     <a:prstGeom prst="rect">
                       <a:avLst/>
@@ -8025,7 +8025,23 @@
         <w:pStyle w:val="FirstParagraph"/>
       </w:pPr>
       <w:r>
-        <w:t xml:space="preserve">Click inside the Q10 pivot table, go to</w:t>
+        <w:t xml:space="preserve">The Q11 tab repeats the Q10 pivot table with its own pie PivotChart, so the Q10 answer stays unfiltered. A slicer on</w:t>
+      </w:r>
+      <w:r>
+        <w:t xml:space="preserve"> </w:t>
+      </w:r>
+      <w:r>
+        <w:rPr>
+          <w:bCs/>
+          <w:b/>
+        </w:rPr>
+        <w:t xml:space="preserve">Item</w:t>
+      </w:r>
+      <w:r>
+        <w:t xml:space="preserve"> </w:t>
+      </w:r>
+      <w:r>
+        <w:t xml:space="preserve">was added to it (click inside the pivot,</w:t>
       </w:r>
       <w:r>
         <w:t xml:space="preserve"> </w:t>
@@ -8051,10 +8067,7 @@
         <w:t xml:space="preserve">Item</w:t>
       </w:r>
       <w:r>
-        <w:t xml:space="preserve"> </w:t>
-      </w:r>
-      <w:r>
-        <w:t xml:space="preserve">and click</w:t>
+        <w:t xml:space="preserve">,</w:t>
       </w:r>
       <w:r>
         <w:t xml:space="preserve"> </w:t>
@@ -8067,10 +8080,7 @@
         <w:t xml:space="preserve">OK</w:t>
       </w:r>
       <w:r>
-        <w:t xml:space="preserve"> </w:t>
-      </w:r>
-      <w:r>
-        <w:t xml:space="preserve">(Microsoft, n.d.-c). The slicer is connected to the pivot table, and the PivotChart is built on that pivot table. So clicking an item in the slicer, for example</w:t>
+        <w:t xml:space="preserve">; Microsoft, n.d.-c). The slicer is connected to the pivot table, and the PivotChart is built on that pivot table. So clicking an item in the slicer, for example</w:t>
       </w:r>
       <w:r>
         <w:t xml:space="preserve"> </w:t>
